--- a/manuscript/human_genetics/PAPPA2_cover_letter_Human_Genetics_Research_Article_v1.docx
+++ b/manuscript/human_genetics/PAPPA2_cover_letter_Human_Genetics_Research_Article_v1.docx
@@ -42,7 +42,7 @@
         <w:t xml:space="preserve">What we found. </w:t>
       </w:r>
       <w:r>
-        <w:t>Using 106,851 KPMP single-nucleus TAL cells, we compared donor pseudobulk, Milo neighborhood abundance, neighborhood-expression association, and within-donor cell-rank association across four TAL subtypes. The units were not interchangeable. In aTAL2, donor-level and neighborhood-expression directions were positive, whereas the within-donor association was negative in combined disease and AKI (FDR = 0.0086 for each). Complete and subset pseudobulk directions agreed in 48 of 60 comparisons, but 12 changed direction. The analysis unit is therefore not a neutral technical choice; it changes which biological quantity is being estimated. A donor-level decomposition showed that the overall PAPPA2 difference was mainly a subtype-expression effect (+0.641) rather than a subtype-composition effect (+0.010).</w:t>
+        <w:t>Using 106,851 KPMP single-nucleus TAL cells, we compared donor pseudobulk, Milo neighborhood abundance, neighborhood-expression association, and within-donor cell-rank association across four TAL subtypes. The units were not interchangeable. In aTAL2, donor-level and neighborhood-expression directions were positive, whereas the within-donor association was negative in combined disease and AKI (FDR = 0.0086 for each). Complete and subset pseudobulk directions agreed in 48 of 60 comparisons, but 12 changed direction. The analysis unit is therefore not a neutral technical choice; it changes which biological quantity is being estimated. A donor-level decomposition showed that the overall PAPPA2 difference was mainly a subtype-expression effect (+0.641) rather than a subtype-composition effect (+0.010). In a separate prespecified 400-gene panel, donor-versus-within reversal occurred in 18.6% of target genes versus 12.7% of expression-matched random sets (empirical P = 0.000999).</w:t>
       </w:r>
     </w:p>
     <w:p>
